--- a/Fase 1/Evidencias Grupales/1.5_GuiaEstudiante_Fase 1_Definicion Proyecto APT (Español).docx
+++ b/Fase 1/Evidencias Grupales/1.5_GuiaEstudiante_Fase 1_Definicion Proyecto APT (Español).docx
@@ -785,7 +785,7 @@
                 <w:szCs w:val="20"/>
                 <w:lang w:eastAsia="es-CL"/>
               </w:rPr>
-              <w:t>BIG BOYS (</w:t>
+              <w:t>Proyecto Barbería Big-Boys (Plataforma Web y App Móvil — Sistema de Agendamiento, Perfiles y Fidelización Digital)</w:t>
             </w:r>
             <w:r>
               <w:rPr>
@@ -794,7 +794,6 @@
                 <w:szCs w:val="20"/>
                 <w:lang w:eastAsia="es-CL"/>
               </w:rPr>
-              <w:t>Plataforma Web y App Móvil para Barbería — Sistema de Agendamiento, Perfiles y Fidelización Digital</w:t>
             </w:r>
             <w:r>
               <w:rPr>
@@ -803,7 +802,6 @@
                 <w:szCs w:val="20"/>
                 <w:lang w:eastAsia="es-CL"/>
               </w:rPr>
-              <w:t>)</w:t>
             </w:r>
           </w:p>
         </w:tc>
@@ -1259,7 +1257,7 @@
                 <w:szCs w:val="20"/>
                 <w:lang w:eastAsia="es-CL"/>
               </w:rPr>
-              <w:t xml:space="preserve">Se espera diseñar e implementar una plataforma web y </w:t>
+              <w:t>Se espera diseñar e implementar una plataforma web y app móvil que se complemente con la atención por orden de llegada y remplace el registro manual en Excel, incorporando perfiles para clientes, colaboradores y administradores. El proyecto abordará la problemática permitiendo agendar servicios con anticipación, asegurar la asistencia mediante un abono de reserva de $3.000, y centralizar la información de atenciones que hoy se gestiona manualmente.</w:t>
             </w:r>
             <w:proofErr w:type="gramStart"/>
             <w:r>
@@ -1269,7 +1267,6 @@
                 <w:szCs w:val="20"/>
                 <w:lang w:eastAsia="es-CL"/>
               </w:rPr>
-              <w:t>app</w:t>
             </w:r>
             <w:proofErr w:type="gramEnd"/>
             <w:r>
@@ -1279,7 +1276,6 @@
                 <w:szCs w:val="20"/>
                 <w:lang w:eastAsia="es-CL"/>
               </w:rPr>
-              <w:t xml:space="preserve"> móvil que </w:t>
             </w:r>
             <w:r>
               <w:rPr>
@@ -1288,7 +1284,6 @@
                 <w:szCs w:val="20"/>
                 <w:lang w:eastAsia="es-CL"/>
               </w:rPr>
-              <w:t>se complemente con</w:t>
             </w:r>
             <w:r>
               <w:rPr>
@@ -1297,7 +1292,6 @@
                 <w:szCs w:val="20"/>
                 <w:lang w:eastAsia="es-CL"/>
               </w:rPr>
-              <w:t xml:space="preserve"> la atención por orden de llegada y </w:t>
             </w:r>
             <w:r>
               <w:rPr>
@@ -1306,7 +1300,6 @@
                 <w:szCs w:val="20"/>
                 <w:lang w:eastAsia="es-CL"/>
               </w:rPr>
-              <w:t>remplace el</w:t>
             </w:r>
             <w:r>
               <w:rPr>
@@ -1315,7 +1308,6 @@
                 <w:szCs w:val="20"/>
                 <w:lang w:eastAsia="es-CL"/>
               </w:rPr>
-              <w:t xml:space="preserve"> registro manual en Excel, incorporando perfiles para clientes, colaboradores y administradores. El proyecto abordará la problemática permitiendo agendar servicios con anticipación, asegurar la asistencia mediante un abono parcial, y centralizar la información de atenciones que hoy se gestiona manualmente.</w:t>
             </w:r>
           </w:p>
         </w:tc>
@@ -2017,7 +2009,7 @@
                 <w:szCs w:val="20"/>
                 <w:lang w:eastAsia="es-CL"/>
               </w:rPr>
-              <w:t>(1) Permitir a cada cliente crear su perfil y agendar su servicio habitual o solicitar uno nuevo. (2) Implementar el abono de un porcentaje del servicio para asegurar la asistencia y el cupo reservado. (3) Habilitar el ingreso como invitado, con un pop-up promocional que incentive el registro. (4) Incorporar perfiles para colaboradores y administradores, reemplazando el registro manual en Excel de atenciones y montos.</w:t>
+              <w:t>(1) Permitir a cada cliente crear su perfil y agendar su servicio habitual o solicitar uno nuevo. (2) Implementar el abono de reserva de $3.000 (parametrizable) para asegurar la asistencia y el cupo reservado. (3) Habilitar el ingreso como invitado, con un pop-up promocional que incentive el registro. (4) Incorporar perfiles para colaboradores y administradores, reemplazando el registro manual en Excel de atenciones y montos.</w:t>
             </w:r>
           </w:p>
         </w:tc>
@@ -3848,7 +3840,7 @@
                 <w:sz w:val="18"/>
                 <w:szCs w:val="20"/>
               </w:rPr>
-              <w:t>3 semanas (19 de octubre al 8 de noviembre de 2026)</w:t>
+              <w:t>3 semanas (19 de octubre al 13 de noviembre de 2026)</w:t>
             </w:r>
           </w:p>
         </w:tc>
